--- a/PDM.docx
+++ b/PDM.docx
@@ -34,7 +34,7 @@
           <w:bCs/>
           <w:noProof/>
         </w:rPr>
-        <w:t>Name: Student ID:</w:t>
+        <w:t>Name: Pavanteja Turaka                             Student ID: 21080899</w:t>
       </w:r>
     </w:p>
     <w:p>
@@ -72,55 +72,7 @@
         <w:rPr>
           <w:rFonts w:cs="Times New Roman"/>
         </w:rPr>
-        <w:t>The objective of this project is to create a resilient Human Action Recognition (HAR) system by using key point detection</w:t>
-      </w:r>
-      <w:r>
-        <w:rPr>
-          <w:rFonts w:cs="Times New Roman"/>
-        </w:rPr>
-        <w:t xml:space="preserve"> based on </w:t>
-      </w:r>
-      <w:r>
-        <w:rPr>
-          <w:rFonts w:cs="Times New Roman"/>
-        </w:rPr>
-        <w:t>Alpha Pose</w:t>
-      </w:r>
-      <w:r>
-        <w:rPr>
-          <w:rFonts w:cs="Times New Roman"/>
-        </w:rPr>
-        <w:t xml:space="preserve"> model</w:t>
-      </w:r>
-      <w:r>
-        <w:rPr>
-          <w:rFonts w:cs="Times New Roman"/>
-        </w:rPr>
-        <w:t xml:space="preserve"> and the MobileNetV2 deep learning architecture. This system will precisely recognize and categorize human motions from </w:t>
-      </w:r>
-      <w:r>
-        <w:rPr>
-          <w:rFonts w:cs="Times New Roman"/>
-        </w:rPr>
-        <w:t xml:space="preserve">images </w:t>
-      </w:r>
-      <w:r>
-        <w:rPr>
-          <w:rFonts w:cs="Times New Roman"/>
-        </w:rPr>
-        <w:t xml:space="preserve">by using </w:t>
-      </w:r>
-      <w:r>
-        <w:rPr>
-          <w:rFonts w:cs="Times New Roman"/>
-        </w:rPr>
-        <w:t xml:space="preserve">alpha pose </w:t>
-      </w:r>
-      <w:r>
-        <w:rPr>
-          <w:rFonts w:cs="Times New Roman"/>
-        </w:rPr>
-        <w:t>to monitor and analyse human body movements and MobileNetV2 for efficient and effective extraction and classification of features. The project aims to attain a high level of precision in recognizing actions in real-time, while also ensuring computing efficiency.</w:t>
+        <w:t>The objective of this project is to create a resilient Human Action Recognition (HAR) system by using key point detection based on Alpha Pose model and the MobileNetV2 deep learning architecture. This system will precisely recognize and categorize human motions from images by using alpha pose to monitor and analyse human body movements and MobileNetV2 for efficient and effective extraction and classification of features. The project aims to attain a high level of precision in recognizing actions in real-time, while also ensuring computing efficiency.</w:t>
       </w:r>
     </w:p>
     <w:p>
@@ -148,7 +100,7 @@
           <w:numId w:val="1"/>
         </w:numPr>
         <w:suppressAutoHyphens w:val="0"/>
-        <w:spacing w:line="259" w:lineRule="auto"/>
+        <w:spacing w:line="256" w:lineRule="auto"/>
         <w:rPr>
           <w:rFonts w:cs="Times New Roman"/>
         </w:rPr>
@@ -168,7 +120,7 @@
           <w:numId w:val="1"/>
         </w:numPr>
         <w:suppressAutoHyphens w:val="0"/>
-        <w:spacing w:line="259" w:lineRule="auto"/>
+        <w:spacing w:line="256" w:lineRule="auto"/>
         <w:rPr>
           <w:rFonts w:cs="Times New Roman"/>
         </w:rPr>
@@ -202,31 +154,19 @@
         <w:pStyle w:val="ListParagraph"/>
         <w:numPr>
           <w:ilvl w:val="0"/>
-          <w:numId w:val="3"/>
+          <w:numId w:val="2"/>
         </w:numPr>
         <w:suppressAutoHyphens w:val="0"/>
-        <w:spacing w:line="259" w:lineRule="auto"/>
-        <w:rPr>
-          <w:rFonts w:cs="Times New Roman"/>
-        </w:rPr>
-      </w:pPr>
-      <w:r>
-        <w:rPr>
-          <w:rFonts w:cs="Times New Roman"/>
-        </w:rPr>
-        <w:t>Perform an extensive examination of the existing literature on Human Action Recognition (HAR), with a specific emphasis on identifying crucial points and exploring deep learning models, namely MobileNetV2.</w:t>
-      </w:r>
-      <w:r>
-        <w:rPr>
-          <w:rFonts w:cs="Times New Roman"/>
-        </w:rPr>
-        <w:t xml:space="preserve"> </w:t>
-      </w:r>
-      <w:r>
-        <w:rPr>
-          <w:rFonts w:cs="Times New Roman"/>
-        </w:rPr>
-        <w:t>Examine current progress, emphasize areas of study that need more investigation, and provide a solid theoretical basis.</w:t>
+        <w:spacing w:line="256" w:lineRule="auto"/>
+        <w:rPr>
+          <w:rFonts w:cs="Times New Roman"/>
+        </w:rPr>
+      </w:pPr>
+      <w:r>
+        <w:rPr>
+          <w:rFonts w:cs="Times New Roman"/>
+        </w:rPr>
+        <w:t>Perform an extensive examination of the existing literature on Human Action Recognition (HAR), with a specific emphasis on identifying crucial points and exploring deep learning models, namely MobileNetV2. Examine current progress, emphasize areas of study that need more investigation, and provide a solid theoretical basis.</w:t>
       </w:r>
     </w:p>
     <w:p>
@@ -234,49 +174,19 @@
         <w:pStyle w:val="ListParagraph"/>
         <w:numPr>
           <w:ilvl w:val="0"/>
-          <w:numId w:val="3"/>
+          <w:numId w:val="2"/>
         </w:numPr>
         <w:suppressAutoHyphens w:val="0"/>
-        <w:spacing w:line="259" w:lineRule="auto"/>
-        <w:rPr>
-          <w:rFonts w:cs="Times New Roman"/>
-        </w:rPr>
-      </w:pPr>
-      <w:r>
-        <w:rPr>
-          <w:rFonts w:cs="Times New Roman"/>
-        </w:rPr>
-        <w:t xml:space="preserve">Create a </w:t>
-      </w:r>
-      <w:r>
-        <w:rPr>
-          <w:rFonts w:cs="Times New Roman"/>
-        </w:rPr>
-        <w:t xml:space="preserve">python </w:t>
-      </w:r>
-      <w:r>
-        <w:rPr>
-          <w:rFonts w:cs="Times New Roman"/>
-        </w:rPr>
-        <w:t xml:space="preserve">framework for key point identification by using </w:t>
-      </w:r>
-      <w:r>
-        <w:rPr>
-          <w:rFonts w:cs="Times New Roman"/>
-        </w:rPr>
-        <w:t xml:space="preserve">pretrained alpha pose </w:t>
-      </w:r>
-      <w:r>
-        <w:rPr>
-          <w:rFonts w:cs="Times New Roman"/>
-        </w:rPr>
-        <w:t>algorithm to accurately identify crucial moments in human motions</w:t>
-      </w:r>
-      <w:r>
-        <w:rPr>
-          <w:rFonts w:cs="Times New Roman"/>
-        </w:rPr>
-        <w:t xml:space="preserve"> and store the temporal data.</w:t>
+        <w:spacing w:line="256" w:lineRule="auto"/>
+        <w:rPr>
+          <w:rFonts w:cs="Times New Roman"/>
+        </w:rPr>
+      </w:pPr>
+      <w:r>
+        <w:rPr>
+          <w:rFonts w:cs="Times New Roman"/>
+        </w:rPr>
+        <w:t>Create a python framework for key point identification by using pretrained alpha pose algorithm to accurately identify crucial moments in human motions and store the temporal data.</w:t>
       </w:r>
     </w:p>
     <w:p>
@@ -284,31 +194,19 @@
         <w:pStyle w:val="ListParagraph"/>
         <w:numPr>
           <w:ilvl w:val="0"/>
-          <w:numId w:val="3"/>
+          <w:numId w:val="2"/>
         </w:numPr>
         <w:suppressAutoHyphens w:val="0"/>
-        <w:spacing w:line="259" w:lineRule="auto"/>
-        <w:rPr>
-          <w:rFonts w:cs="Times New Roman"/>
-        </w:rPr>
-      </w:pPr>
-      <w:r>
-        <w:rPr>
-          <w:rFonts w:cs="Times New Roman"/>
-        </w:rPr>
-        <w:t>Integrate the MobileNetV2 model into the</w:t>
-      </w:r>
-      <w:r>
-        <w:rPr>
-          <w:rFonts w:cs="Times New Roman"/>
-        </w:rPr>
-        <w:t xml:space="preserve"> alpha pose</w:t>
-      </w:r>
-      <w:r>
-        <w:rPr>
-          <w:rFonts w:cs="Times New Roman"/>
-        </w:rPr>
-        <w:t xml:space="preserve"> key point detection framework to provide accurate activity categorization for action identification.</w:t>
+        <w:spacing w:line="256" w:lineRule="auto"/>
+        <w:rPr>
+          <w:rFonts w:cs="Times New Roman"/>
+        </w:rPr>
+      </w:pPr>
+      <w:r>
+        <w:rPr>
+          <w:rFonts w:cs="Times New Roman"/>
+        </w:rPr>
+        <w:t>Integrate the MobileNetV2 model into the alpha pose key point detection framework to provide accurate activity categorization for action identification.</w:t>
       </w:r>
     </w:p>
     <w:p>
@@ -316,31 +214,19 @@
         <w:pStyle w:val="ListParagraph"/>
         <w:numPr>
           <w:ilvl w:val="0"/>
-          <w:numId w:val="3"/>
+          <w:numId w:val="2"/>
         </w:numPr>
         <w:suppressAutoHyphens w:val="0"/>
-        <w:spacing w:line="259" w:lineRule="auto"/>
-        <w:rPr>
-          <w:rFonts w:cs="Times New Roman"/>
-        </w:rPr>
-      </w:pPr>
-      <w:r>
-        <w:rPr>
-          <w:rFonts w:cs="Times New Roman"/>
-        </w:rPr>
-        <w:t xml:space="preserve">Assess the performance of </w:t>
-      </w:r>
-      <w:r>
-        <w:rPr>
-          <w:rFonts w:cs="Times New Roman"/>
-        </w:rPr>
-        <w:t xml:space="preserve">Key point detection and </w:t>
-      </w:r>
-      <w:r>
-        <w:rPr>
-          <w:rFonts w:cs="Times New Roman"/>
-        </w:rPr>
-        <w:t>MobileNetV2 in comparison to other models.</w:t>
+        <w:spacing w:line="256" w:lineRule="auto"/>
+        <w:rPr>
+          <w:rFonts w:cs="Times New Roman"/>
+        </w:rPr>
+      </w:pPr>
+      <w:r>
+        <w:rPr>
+          <w:rFonts w:cs="Times New Roman"/>
+        </w:rPr>
+        <w:t>Assess the performance of Key point detection and MobileNetV2 in comparison to other models.</w:t>
       </w:r>
     </w:p>
     <w:p>
@@ -348,10 +234,10 @@
         <w:pStyle w:val="ListParagraph"/>
         <w:numPr>
           <w:ilvl w:val="0"/>
-          <w:numId w:val="3"/>
+          <w:numId w:val="2"/>
         </w:numPr>
         <w:suppressAutoHyphens w:val="0"/>
-        <w:spacing w:line="259" w:lineRule="auto"/>
+        <w:spacing w:line="256" w:lineRule="auto"/>
         <w:rPr>
           <w:rFonts w:cs="Times New Roman"/>
         </w:rPr>
@@ -367,7 +253,7 @@
       <w:pPr>
         <w:pStyle w:val="ListParagraph"/>
         <w:suppressAutoHyphens w:val="0"/>
-        <w:spacing w:line="259" w:lineRule="auto"/>
+        <w:spacing w:line="256" w:lineRule="auto"/>
         <w:rPr>
           <w:rFonts w:cs="Times New Roman"/>
         </w:rPr>
@@ -376,7 +262,7 @@
     <w:p>
       <w:pPr>
         <w:suppressAutoHyphens w:val="0"/>
-        <w:spacing w:line="259" w:lineRule="auto"/>
+        <w:spacing w:line="256" w:lineRule="auto"/>
         <w:rPr>
           <w:rFonts w:cs="Times New Roman"/>
           <w:b/>
@@ -409,69 +295,7 @@
         <w:rPr>
           <w:rFonts w:cs="Times New Roman"/>
         </w:rPr>
-        <w:t>Human Action Recognition (HAR) seeks to automatically analyse and identify actions from video sequences. The need for automated human behaviour interpretation has driven significant interest in HAR for applications like video indexing, biometrics, surveillance, and security.</w:t>
-      </w:r>
-      <w:r>
-        <w:rPr>
-          <w:rFonts w:cs="Times New Roman"/>
-        </w:rPr>
-        <w:t xml:space="preserve"> </w:t>
-      </w:r>
-      <w:r>
-        <w:rPr>
-          <w:rFonts w:cs="Times New Roman"/>
-        </w:rPr>
-        <w:t>Zhu et al. (2018) proposed a semi-supervised deep learning method using DLSTM on labelled and unlabelled data, employing smartphone inertial sensors to analyse local relationships. They achieved cutting-edge results on the UCI dataset using a DNN.</w:t>
-      </w:r>
-      <w:r>
-        <w:rPr>
-          <w:rFonts w:cs="Times New Roman"/>
-        </w:rPr>
-        <w:t xml:space="preserve"> </w:t>
-      </w:r>
-      <w:r>
-        <w:rPr>
-          <w:rFonts w:cs="Times New Roman"/>
-        </w:rPr>
-        <w:t xml:space="preserve">Chelli and </w:t>
-      </w:r>
-      <w:proofErr w:type="spellStart"/>
-      <w:r>
-        <w:rPr>
-          <w:rFonts w:cs="Times New Roman"/>
-        </w:rPr>
-        <w:t>Pätzold</w:t>
-      </w:r>
-      <w:proofErr w:type="spellEnd"/>
-      <w:r>
-        <w:rPr>
-          <w:rFonts w:cs="Times New Roman"/>
-        </w:rPr>
-        <w:t xml:space="preserve"> (2019) developed a system to detect seven actions, including falls, using acceleration and angular velocity data from cell phones. Their system achieved accuracies up to 97.7% with EBT, with perfect fall detection by QSVM and EBT.</w:t>
-      </w:r>
-      <w:r>
-        <w:rPr>
-          <w:rFonts w:cs="Times New Roman"/>
-        </w:rPr>
-        <w:t xml:space="preserve"> </w:t>
-      </w:r>
-      <w:r>
-        <w:rPr>
-          <w:rFonts w:cs="Times New Roman"/>
-        </w:rPr>
-        <w:t>Mohan et al. (2019) introduced a technique using PCA and CNN to detect abnormal behaviours in public spaces, achieving superior results on datasets like UCSD and UMN, with an 89% precision rate for identifying illicit activities via CCTV.</w:t>
-      </w:r>
-      <w:r>
-        <w:rPr>
-          <w:rFonts w:cs="Times New Roman"/>
-        </w:rPr>
-        <w:t xml:space="preserve"> </w:t>
-      </w:r>
-      <w:r>
-        <w:rPr>
-          <w:rFonts w:cs="Times New Roman"/>
-        </w:rPr>
-        <w:t>Xia and Li (2021) utilized a pre-trained VGG-16 model with a temporal attention mechanism and LSTM to detect abnormal activities in video frames, outperforming existing methods.</w:t>
+        <w:t>Human Action Recognition (HAR) seeks to automatically analyse and identify actions from video sequences. The need for automated human behaviour interpretation has driven significant interest in HAR for applications like video indexing, biometrics, surveillance, and security. Zhu et al. (2018) proposed a semi-supervised deep learning method using DLSTM on labelled and unlabelled data, employing smartphone inertial sensors to analyse local relationships. They achieved cutting-edge results on the UCI dataset using a DNN. Chelli and Pätzold (2019) developed a system to detect seven actions, including falls, using acceleration and angular velocity data from cell phones. Their system achieved accuracies up to 97.7% with EBT, with perfect fall detection by QSVM and EBT. Mohan et al. (2019) introduced a technique using PCA and CNN to detect abnormal behaviours in public spaces, achieving superior results on datasets like UCSD and UMN, with an 89% precision rate for identifying illicit activities via CCTV. Xia and Li (2021) utilized a pre-trained VGG-16 model with a temporal attention mechanism and LSTM to detect abnormal activities in video frames, outperforming existing methods.</w:t>
       </w:r>
     </w:p>
     <w:p>
@@ -523,31 +347,7 @@
         <w:rPr>
           <w:rFonts w:cs="Times New Roman"/>
         </w:rPr>
-        <w:t>Human Action Recognition (HAR) seeks to comprehend human behaviour and provide a categorical designation to each action. Due to its diverse variety of applications, computer vision has been garnering growing interest in the industry. The collection contains 15 distinct categories of Human Activities.</w:t>
-      </w:r>
-      <w:r>
-        <w:rPr>
-          <w:rFonts w:cs="Times New Roman"/>
-        </w:rPr>
-        <w:t xml:space="preserve"> </w:t>
-      </w:r>
-      <w:r>
-        <w:rPr>
-          <w:rFonts w:cs="Times New Roman"/>
-        </w:rPr>
-        <w:t>The dataset consists of around 12,000 labelled photos, which includes the validation images.</w:t>
-      </w:r>
-      <w:r>
-        <w:rPr>
-          <w:rFonts w:cs="Times New Roman"/>
-        </w:rPr>
-        <w:t xml:space="preserve"> </w:t>
-      </w:r>
-      <w:r>
-        <w:rPr>
-          <w:rFonts w:cs="Times New Roman"/>
-        </w:rPr>
-        <w:t>Each photograph is assigned to a single human activity category and is stored in a separate folder according to its labelled class.</w:t>
+        <w:t>Human Action Recognition (HAR) seeks to comprehend human behaviour and provide a categorical designation to each action. Due to its diverse variety of applications, computer vision has been garnering growing interest in the industry. The collection contains 15 distinct categories of Human Activities. The dataset consists of around 12,000 labelled photos, which includes the validation images. Each photograph is assigned to a single human activity category and is stored in a separate folder according to its labelled class.</w:t>
       </w:r>
     </w:p>
     <w:p>
@@ -607,10 +407,10 @@
           <w:noProof/>
         </w:rPr>
         <w:drawing>
-          <wp:inline distT="0" distB="0" distL="0" distR="0" wp14:anchorId="79A68E69" wp14:editId="05B256FF">
-            <wp:extent cx="3401997" cy="1159933"/>
-            <wp:effectExtent l="0" t="0" r="8255" b="2540"/>
-            <wp:docPr id="1180126482" name="Picture 1" descr="A person riding a bicycle&#10;&#10;Description automatically generated"/>
+          <wp:inline distT="0" distB="0" distL="0" distR="0" wp14:anchorId="19490835" wp14:editId="37BD0A30">
+            <wp:extent cx="3403600" cy="1155700"/>
+            <wp:effectExtent l="0" t="0" r="6350" b="6350"/>
+            <wp:docPr id="280056905" name="Picture 3" descr="A person riding a bicycle&#10;&#10;Description automatically generated"/>
             <wp:cNvGraphicFramePr>
               <a:graphicFrameLocks xmlns:a="http://schemas.openxmlformats.org/drawingml/2006/main" noChangeAspect="1"/>
             </wp:cNvGraphicFramePr>
@@ -618,7 +418,7 @@
               <a:graphicData uri="http://schemas.openxmlformats.org/drawingml/2006/picture">
                 <pic:pic xmlns:pic="http://schemas.openxmlformats.org/drawingml/2006/picture">
                   <pic:nvPicPr>
-                    <pic:cNvPr id="1180126482" name="Picture 1" descr="A person riding a bicycle&#10;&#10;Description automatically generated"/>
+                    <pic:cNvPr id="0" name="Picture 1" descr="A person riding a bicycle&#10;&#10;Description automatically generated"/>
                     <pic:cNvPicPr>
                       <a:picLocks noChangeAspect="1" noChangeArrowheads="1"/>
                     </pic:cNvPicPr>
@@ -639,7 +439,7 @@
                   <pic:spPr bwMode="auto">
                     <a:xfrm>
                       <a:off x="0" y="0"/>
-                      <a:ext cx="3432431" cy="1170310"/>
+                      <a:ext cx="3403600" cy="1155700"/>
                     </a:xfrm>
                     <a:prstGeom prst="rect">
                       <a:avLst/>
@@ -663,10 +463,10 @@
           <w:noProof/>
         </w:rPr>
         <w:drawing>
-          <wp:inline distT="0" distB="0" distL="0" distR="0" wp14:anchorId="25C02A10" wp14:editId="581A6ED8">
-            <wp:extent cx="1856898" cy="1236133"/>
-            <wp:effectExtent l="0" t="0" r="0" b="2540"/>
-            <wp:docPr id="1855718962" name="Picture 2" descr="A person holding a cell phone&#10;&#10;Description automatically generated"/>
+          <wp:inline distT="0" distB="0" distL="0" distR="0" wp14:anchorId="21CC9F8A" wp14:editId="5C9142B1">
+            <wp:extent cx="1860550" cy="1231900"/>
+            <wp:effectExtent l="0" t="0" r="6350" b="6350"/>
+            <wp:docPr id="798328932" name="Picture 2" descr="A person holding a cell phone&#10;&#10;Description automatically generated"/>
             <wp:cNvGraphicFramePr>
               <a:graphicFrameLocks xmlns:a="http://schemas.openxmlformats.org/drawingml/2006/main" noChangeAspect="1"/>
             </wp:cNvGraphicFramePr>
@@ -674,7 +474,7 @@
               <a:graphicData uri="http://schemas.openxmlformats.org/drawingml/2006/picture">
                 <pic:pic xmlns:pic="http://schemas.openxmlformats.org/drawingml/2006/picture">
                   <pic:nvPicPr>
-                    <pic:cNvPr id="1855718962" name="Picture 2" descr="A person holding a cell phone&#10;&#10;Description automatically generated"/>
+                    <pic:cNvPr id="0" name="Picture 2" descr="A person holding a cell phone&#10;&#10;Description automatically generated"/>
                     <pic:cNvPicPr>
                       <a:picLocks noChangeAspect="1" noChangeArrowheads="1"/>
                     </pic:cNvPicPr>
@@ -695,7 +495,7 @@
                   <pic:spPr bwMode="auto">
                     <a:xfrm>
                       <a:off x="0" y="0"/>
-                      <a:ext cx="1884424" cy="1254457"/>
+                      <a:ext cx="1860550" cy="1231900"/>
                     </a:xfrm>
                     <a:prstGeom prst="rect">
                       <a:avLst/>
@@ -772,7 +572,7 @@
         <w:rPr>
           <w:rFonts w:cs="Times New Roman"/>
         </w:rPr>
-        <w:t>GitHub Link:</w:t>
+        <w:t>GitHub Link: https://github.com/pavan-7979/Data-science-project</w:t>
       </w:r>
     </w:p>
     <w:p>
@@ -870,10 +670,43 @@
     </w:p>
     <w:p>
       <w:pPr>
+        <w:rPr>
+          <w:rFonts w:cs="Times New Roman"/>
+          <w:b/>
+          <w:bCs/>
+        </w:rPr>
+      </w:pPr>
+      <w:r>
+        <w:rPr>
+          <w:rFonts w:cs="Times New Roman"/>
+          <w:b/>
+          <w:bCs/>
+        </w:rPr>
+        <w:t xml:space="preserve">The above link is obtained from </w:t>
+      </w:r>
+      <w:r>
+        <w:rPr>
+          <w:rFonts w:cs="Times New Roman"/>
+          <w:b/>
+          <w:bCs/>
+        </w:rPr>
+        <w:t>Kaggle, which</w:t>
+      </w:r>
+      <w:r>
+        <w:rPr>
+          <w:rFonts w:cs="Times New Roman"/>
+          <w:b/>
+          <w:bCs/>
+        </w:rPr>
+        <w:t xml:space="preserve"> is referenced to write the below answers</w:t>
+      </w:r>
+    </w:p>
+    <w:p>
+      <w:pPr>
         <w:pStyle w:val="ListParagraph"/>
         <w:numPr>
           <w:ilvl w:val="0"/>
-          <w:numId w:val="2"/>
+          <w:numId w:val="3"/>
         </w:numPr>
         <w:rPr>
           <w:rFonts w:cs="Times New Roman"/>
@@ -891,7 +724,7 @@
         <w:pStyle w:val="ListParagraph"/>
         <w:numPr>
           <w:ilvl w:val="0"/>
-          <w:numId w:val="2"/>
+          <w:numId w:val="3"/>
         </w:numPr>
         <w:rPr>
           <w:rFonts w:cs="Times New Roman"/>
@@ -909,7 +742,7 @@
         <w:pStyle w:val="ListParagraph"/>
         <w:numPr>
           <w:ilvl w:val="0"/>
-          <w:numId w:val="2"/>
+          <w:numId w:val="3"/>
         </w:numPr>
         <w:rPr>
           <w:rFonts w:cs="Times New Roman"/>
@@ -919,19 +752,7 @@
         <w:rPr>
           <w:rFonts w:cs="Times New Roman"/>
         </w:rPr>
-        <w:t xml:space="preserve">We have obtained permission to utilize the data for </w:t>
-      </w:r>
-      <w:r>
-        <w:rPr>
-          <w:rFonts w:cs="Times New Roman"/>
-        </w:rPr>
-        <w:t xml:space="preserve">my </w:t>
-      </w:r>
-      <w:r>
-        <w:rPr>
-          <w:rFonts w:cs="Times New Roman"/>
-        </w:rPr>
-        <w:t>intended research purposes, ensuring that our use of the data is authorized and appropriate.</w:t>
+        <w:t>We have obtained permission to utilize the data for my intended research purposes, ensuring that our use of the data is authorized and appropriate.</w:t>
       </w:r>
     </w:p>
     <w:p>
@@ -939,7 +760,7 @@
         <w:pStyle w:val="ListParagraph"/>
         <w:numPr>
           <w:ilvl w:val="0"/>
-          <w:numId w:val="2"/>
+          <w:numId w:val="3"/>
         </w:numPr>
         <w:rPr>
           <w:rFonts w:cs="Times New Roman"/>
@@ -949,13 +770,7 @@
         <w:rPr>
           <w:rFonts w:cs="Times New Roman"/>
         </w:rPr>
-        <w:t>There is a strong assurance that the data was gathered ethically by the original collectors, ensuring that the methods of data collection, collation, and creation met ethical standards</w:t>
-      </w:r>
-      <w:r>
-        <w:rPr>
-          <w:rFonts w:cs="Times New Roman"/>
-        </w:rPr>
-        <w:t>.</w:t>
+        <w:t>There is a strong assurance that the data was gathered ethically by the original collectors, ensuring that the methods of data collection, collation, and creation met ethical standards.</w:t>
       </w:r>
     </w:p>
     <w:p>
@@ -1006,6 +821,7 @@
         <w:spacing w:after="0"/>
       </w:pPr>
       <w:r>
+        <w:lastRenderedPageBreak/>
         <w:t xml:space="preserve">Table </w:t>
       </w:r>
       <w:r>
@@ -1039,10 +855,10 @@
           <w:noProof/>
         </w:rPr>
         <w:drawing>
-          <wp:inline distT="0" distB="0" distL="0" distR="0" wp14:anchorId="091B35CE" wp14:editId="73EBD170">
-            <wp:extent cx="4457134" cy="1945082"/>
-            <wp:effectExtent l="0" t="0" r="635" b="0"/>
-            <wp:docPr id="783139249" name="Picture 1" descr="A blue and white calendar with a graph&#10;&#10;Description automatically generated with medium confidence"/>
+          <wp:inline distT="0" distB="0" distL="0" distR="0" wp14:anchorId="42113325" wp14:editId="52F30CBD">
+            <wp:extent cx="4457700" cy="1943100"/>
+            <wp:effectExtent l="0" t="0" r="0" b="0"/>
+            <wp:docPr id="1636095797" name="Picture 1" descr="A blue and white calendar with a graph&#10;&#10;Description automatically generated with medium confidence"/>
             <wp:cNvGraphicFramePr>
               <a:graphicFrameLocks xmlns:a="http://schemas.openxmlformats.org/drawingml/2006/main" noChangeAspect="1"/>
             </wp:cNvGraphicFramePr>
@@ -1050,23 +866,36 @@
               <a:graphicData uri="http://schemas.openxmlformats.org/drawingml/2006/picture">
                 <pic:pic xmlns:pic="http://schemas.openxmlformats.org/drawingml/2006/picture">
                   <pic:nvPicPr>
-                    <pic:cNvPr id="783139249" name="Picture 1" descr="A blue and white calendar with a graph&#10;&#10;Description automatically generated with medium confidence"/>
-                    <pic:cNvPicPr/>
+                    <pic:cNvPr id="0" name="Picture 1" descr="A blue and white calendar with a graph&#10;&#10;Description automatically generated with medium confidence"/>
+                    <pic:cNvPicPr>
+                      <a:picLocks noChangeAspect="1" noChangeArrowheads="1"/>
+                    </pic:cNvPicPr>
                   </pic:nvPicPr>
                   <pic:blipFill>
-                    <a:blip r:embed="rId9"/>
+                    <a:blip r:embed="rId9">
+                      <a:extLst>
+                        <a:ext uri="{28A0092B-C50C-407E-A947-70E740481C1C}">
+                          <a14:useLocalDpi xmlns:a14="http://schemas.microsoft.com/office/drawing/2010/main" val="0"/>
+                        </a:ext>
+                      </a:extLst>
+                    </a:blip>
+                    <a:srcRect/>
                     <a:stretch>
                       <a:fillRect/>
                     </a:stretch>
                   </pic:blipFill>
-                  <pic:spPr>
+                  <pic:spPr bwMode="auto">
                     <a:xfrm>
                       <a:off x="0" y="0"/>
-                      <a:ext cx="4476438" cy="1953506"/>
+                      <a:ext cx="4457700" cy="1943100"/>
                     </a:xfrm>
                     <a:prstGeom prst="rect">
                       <a:avLst/>
                     </a:prstGeom>
+                    <a:noFill/>
+                    <a:ln>
+                      <a:noFill/>
+                    </a:ln>
                   </pic:spPr>
                 </pic:pic>
               </a:graphicData>
@@ -1077,7 +906,6 @@
     </w:p>
     <w:p>
       <w:r>
-        <w:lastRenderedPageBreak/>
         <w:t>The project is divided into 9 tasks, which are planned to be achieved in a span of 3 months. These tasks aim to achieve the objectives of the project and keep track of it.</w:t>
       </w:r>
     </w:p>
@@ -1266,15 +1094,7 @@
     </w:p>
     <w:p>
       <w:r>
-        <w:t xml:space="preserve">Chelli, A. and </w:t>
-      </w:r>
-      <w:proofErr w:type="spellStart"/>
-      <w:r>
-        <w:t>Pätzold</w:t>
-      </w:r>
-      <w:proofErr w:type="spellEnd"/>
-      <w:r>
-        <w:t>, M., 2019. A machine learning approach for fall detection and daily living activity recognition. IEEE Access, 7, pp.38670-38687.</w:t>
+        <w:t>Chelli, A. and Pätzold, M., 2019. A machine learning approach for fall detection and daily living activity recognition. IEEE Access, 7, pp.38670-38687.</w:t>
       </w:r>
     </w:p>
     <w:p>
@@ -1310,7 +1130,12 @@
           <w:t>https://ieeexplore.ieee.org/abstract/document/8586957</w:t>
         </w:r>
       </w:hyperlink>
-    </w:p>
+      <w:r>
+        <w:t xml:space="preserve"> </w:t>
+      </w:r>
+    </w:p>
+    <w:p/>
+    <w:p/>
     <w:sectPr>
       <w:pgSz w:w="11906" w:h="16838"/>
       <w:pgMar w:top="1440" w:right="1440" w:bottom="1440" w:left="1440" w:header="708" w:footer="708" w:gutter="0"/>
@@ -1339,7 +1164,7 @@
         <w:rFonts w:ascii="Symbol" w:hAnsi="Symbol" w:hint="default"/>
       </w:rPr>
     </w:lvl>
-    <w:lvl w:ilvl="1" w:tplc="40090003" w:tentative="1">
+    <w:lvl w:ilvl="1" w:tplc="40090003">
       <w:start w:val="1"/>
       <w:numFmt w:val="bullet"/>
       <w:lvlText w:val="o"/>
@@ -1351,7 +1176,7 @@
         <w:rFonts w:ascii="Courier New" w:hAnsi="Courier New" w:cs="Courier New" w:hint="default"/>
       </w:rPr>
     </w:lvl>
-    <w:lvl w:ilvl="2" w:tplc="40090005" w:tentative="1">
+    <w:lvl w:ilvl="2" w:tplc="40090005">
       <w:start w:val="1"/>
       <w:numFmt w:val="bullet"/>
       <w:lvlText w:val=""/>
@@ -1363,7 +1188,7 @@
         <w:rFonts w:ascii="Wingdings" w:hAnsi="Wingdings" w:hint="default"/>
       </w:rPr>
     </w:lvl>
-    <w:lvl w:ilvl="3" w:tplc="40090001" w:tentative="1">
+    <w:lvl w:ilvl="3" w:tplc="40090001">
       <w:start w:val="1"/>
       <w:numFmt w:val="bullet"/>
       <w:lvlText w:val=""/>
@@ -1375,7 +1200,7 @@
         <w:rFonts w:ascii="Symbol" w:hAnsi="Symbol" w:hint="default"/>
       </w:rPr>
     </w:lvl>
-    <w:lvl w:ilvl="4" w:tplc="40090003" w:tentative="1">
+    <w:lvl w:ilvl="4" w:tplc="40090003">
       <w:start w:val="1"/>
       <w:numFmt w:val="bullet"/>
       <w:lvlText w:val="o"/>
@@ -1387,7 +1212,7 @@
         <w:rFonts w:ascii="Courier New" w:hAnsi="Courier New" w:cs="Courier New" w:hint="default"/>
       </w:rPr>
     </w:lvl>
-    <w:lvl w:ilvl="5" w:tplc="40090005" w:tentative="1">
+    <w:lvl w:ilvl="5" w:tplc="40090005">
       <w:start w:val="1"/>
       <w:numFmt w:val="bullet"/>
       <w:lvlText w:val=""/>
@@ -1399,7 +1224,7 @@
         <w:rFonts w:ascii="Wingdings" w:hAnsi="Wingdings" w:hint="default"/>
       </w:rPr>
     </w:lvl>
-    <w:lvl w:ilvl="6" w:tplc="40090001" w:tentative="1">
+    <w:lvl w:ilvl="6" w:tplc="40090001">
       <w:start w:val="1"/>
       <w:numFmt w:val="bullet"/>
       <w:lvlText w:val=""/>
@@ -1411,7 +1236,7 @@
         <w:rFonts w:ascii="Symbol" w:hAnsi="Symbol" w:hint="default"/>
       </w:rPr>
     </w:lvl>
-    <w:lvl w:ilvl="7" w:tplc="40090003" w:tentative="1">
+    <w:lvl w:ilvl="7" w:tplc="40090003">
       <w:start w:val="1"/>
       <w:numFmt w:val="bullet"/>
       <w:lvlText w:val="o"/>
@@ -1423,7 +1248,7 @@
         <w:rFonts w:ascii="Courier New" w:hAnsi="Courier New" w:cs="Courier New" w:hint="default"/>
       </w:rPr>
     </w:lvl>
-    <w:lvl w:ilvl="8" w:tplc="40090005" w:tentative="1">
+    <w:lvl w:ilvl="8" w:tplc="40090005">
       <w:start w:val="1"/>
       <w:numFmt w:val="bullet"/>
       <w:lvlText w:val=""/>
@@ -1452,7 +1277,7 @@
         <w:rFonts w:ascii="Symbol" w:hAnsi="Symbol" w:hint="default"/>
       </w:rPr>
     </w:lvl>
-    <w:lvl w:ilvl="1" w:tplc="40090003" w:tentative="1">
+    <w:lvl w:ilvl="1" w:tplc="40090003">
       <w:start w:val="1"/>
       <w:numFmt w:val="bullet"/>
       <w:lvlText w:val="o"/>
@@ -1464,7 +1289,7 @@
         <w:rFonts w:ascii="Courier New" w:hAnsi="Courier New" w:cs="Courier New" w:hint="default"/>
       </w:rPr>
     </w:lvl>
-    <w:lvl w:ilvl="2" w:tplc="40090005" w:tentative="1">
+    <w:lvl w:ilvl="2" w:tplc="40090005">
       <w:start w:val="1"/>
       <w:numFmt w:val="bullet"/>
       <w:lvlText w:val=""/>
@@ -1476,7 +1301,7 @@
         <w:rFonts w:ascii="Wingdings" w:hAnsi="Wingdings" w:hint="default"/>
       </w:rPr>
     </w:lvl>
-    <w:lvl w:ilvl="3" w:tplc="40090001" w:tentative="1">
+    <w:lvl w:ilvl="3" w:tplc="40090001">
       <w:start w:val="1"/>
       <w:numFmt w:val="bullet"/>
       <w:lvlText w:val=""/>
@@ -1488,7 +1313,7 @@
         <w:rFonts w:ascii="Symbol" w:hAnsi="Symbol" w:hint="default"/>
       </w:rPr>
     </w:lvl>
-    <w:lvl w:ilvl="4" w:tplc="40090003" w:tentative="1">
+    <w:lvl w:ilvl="4" w:tplc="40090003">
       <w:start w:val="1"/>
       <w:numFmt w:val="bullet"/>
       <w:lvlText w:val="o"/>
@@ -1500,7 +1325,7 @@
         <w:rFonts w:ascii="Courier New" w:hAnsi="Courier New" w:cs="Courier New" w:hint="default"/>
       </w:rPr>
     </w:lvl>
-    <w:lvl w:ilvl="5" w:tplc="40090005" w:tentative="1">
+    <w:lvl w:ilvl="5" w:tplc="40090005">
       <w:start w:val="1"/>
       <w:numFmt w:val="bullet"/>
       <w:lvlText w:val=""/>
@@ -1512,7 +1337,7 @@
         <w:rFonts w:ascii="Wingdings" w:hAnsi="Wingdings" w:hint="default"/>
       </w:rPr>
     </w:lvl>
-    <w:lvl w:ilvl="6" w:tplc="40090001" w:tentative="1">
+    <w:lvl w:ilvl="6" w:tplc="40090001">
       <w:start w:val="1"/>
       <w:numFmt w:val="bullet"/>
       <w:lvlText w:val=""/>
@@ -1524,7 +1349,7 @@
         <w:rFonts w:ascii="Symbol" w:hAnsi="Symbol" w:hint="default"/>
       </w:rPr>
     </w:lvl>
-    <w:lvl w:ilvl="7" w:tplc="40090003" w:tentative="1">
+    <w:lvl w:ilvl="7" w:tplc="40090003">
       <w:start w:val="1"/>
       <w:numFmt w:val="bullet"/>
       <w:lvlText w:val="o"/>
@@ -1536,7 +1361,7 @@
         <w:rFonts w:ascii="Courier New" w:hAnsi="Courier New" w:cs="Courier New" w:hint="default"/>
       </w:rPr>
     </w:lvl>
-    <w:lvl w:ilvl="8" w:tplc="40090005" w:tentative="1">
+    <w:lvl w:ilvl="8" w:tplc="40090005">
       <w:start w:val="1"/>
       <w:numFmt w:val="bullet"/>
       <w:lvlText w:val=""/>
@@ -1565,7 +1390,7 @@
         <w:rFonts w:ascii="Symbol" w:hAnsi="Symbol" w:hint="default"/>
       </w:rPr>
     </w:lvl>
-    <w:lvl w:ilvl="1" w:tplc="40090003" w:tentative="1">
+    <w:lvl w:ilvl="1" w:tplc="40090003">
       <w:start w:val="1"/>
       <w:numFmt w:val="bullet"/>
       <w:lvlText w:val="o"/>
@@ -1577,7 +1402,7 @@
         <w:rFonts w:ascii="Courier New" w:hAnsi="Courier New" w:cs="Courier New" w:hint="default"/>
       </w:rPr>
     </w:lvl>
-    <w:lvl w:ilvl="2" w:tplc="40090005" w:tentative="1">
+    <w:lvl w:ilvl="2" w:tplc="40090005">
       <w:start w:val="1"/>
       <w:numFmt w:val="bullet"/>
       <w:lvlText w:val=""/>
@@ -1589,7 +1414,7 @@
         <w:rFonts w:ascii="Wingdings" w:hAnsi="Wingdings" w:hint="default"/>
       </w:rPr>
     </w:lvl>
-    <w:lvl w:ilvl="3" w:tplc="40090001" w:tentative="1">
+    <w:lvl w:ilvl="3" w:tplc="40090001">
       <w:start w:val="1"/>
       <w:numFmt w:val="bullet"/>
       <w:lvlText w:val=""/>
@@ -1601,7 +1426,7 @@
         <w:rFonts w:ascii="Symbol" w:hAnsi="Symbol" w:hint="default"/>
       </w:rPr>
     </w:lvl>
-    <w:lvl w:ilvl="4" w:tplc="40090003" w:tentative="1">
+    <w:lvl w:ilvl="4" w:tplc="40090003">
       <w:start w:val="1"/>
       <w:numFmt w:val="bullet"/>
       <w:lvlText w:val="o"/>
@@ -1613,7 +1438,7 @@
         <w:rFonts w:ascii="Courier New" w:hAnsi="Courier New" w:cs="Courier New" w:hint="default"/>
       </w:rPr>
     </w:lvl>
-    <w:lvl w:ilvl="5" w:tplc="40090005" w:tentative="1">
+    <w:lvl w:ilvl="5" w:tplc="40090005">
       <w:start w:val="1"/>
       <w:numFmt w:val="bullet"/>
       <w:lvlText w:val=""/>
@@ -1625,7 +1450,7 @@
         <w:rFonts w:ascii="Wingdings" w:hAnsi="Wingdings" w:hint="default"/>
       </w:rPr>
     </w:lvl>
-    <w:lvl w:ilvl="6" w:tplc="40090001" w:tentative="1">
+    <w:lvl w:ilvl="6" w:tplc="40090001">
       <w:start w:val="1"/>
       <w:numFmt w:val="bullet"/>
       <w:lvlText w:val=""/>
@@ -1637,7 +1462,7 @@
         <w:rFonts w:ascii="Symbol" w:hAnsi="Symbol" w:hint="default"/>
       </w:rPr>
     </w:lvl>
-    <w:lvl w:ilvl="7" w:tplc="40090003" w:tentative="1">
+    <w:lvl w:ilvl="7" w:tplc="40090003">
       <w:start w:val="1"/>
       <w:numFmt w:val="bullet"/>
       <w:lvlText w:val="o"/>
@@ -1649,7 +1474,7 @@
         <w:rFonts w:ascii="Courier New" w:hAnsi="Courier New" w:cs="Courier New" w:hint="default"/>
       </w:rPr>
     </w:lvl>
-    <w:lvl w:ilvl="8" w:tplc="40090005" w:tentative="1">
+    <w:lvl w:ilvl="8" w:tplc="40090005">
       <w:start w:val="1"/>
       <w:numFmt w:val="bullet"/>
       <w:lvlText w:val=""/>
@@ -1678,7 +1503,7 @@
         <w:rFonts w:ascii="Symbol" w:hAnsi="Symbol" w:hint="default"/>
       </w:rPr>
     </w:lvl>
-    <w:lvl w:ilvl="1" w:tplc="40090003" w:tentative="1">
+    <w:lvl w:ilvl="1" w:tplc="40090003">
       <w:start w:val="1"/>
       <w:numFmt w:val="bullet"/>
       <w:lvlText w:val="o"/>
@@ -1690,7 +1515,7 @@
         <w:rFonts w:ascii="Courier New" w:hAnsi="Courier New" w:cs="Courier New" w:hint="default"/>
       </w:rPr>
     </w:lvl>
-    <w:lvl w:ilvl="2" w:tplc="40090005" w:tentative="1">
+    <w:lvl w:ilvl="2" w:tplc="40090005">
       <w:start w:val="1"/>
       <w:numFmt w:val="bullet"/>
       <w:lvlText w:val=""/>
@@ -1702,7 +1527,7 @@
         <w:rFonts w:ascii="Wingdings" w:hAnsi="Wingdings" w:hint="default"/>
       </w:rPr>
     </w:lvl>
-    <w:lvl w:ilvl="3" w:tplc="40090001" w:tentative="1">
+    <w:lvl w:ilvl="3" w:tplc="40090001">
       <w:start w:val="1"/>
       <w:numFmt w:val="bullet"/>
       <w:lvlText w:val=""/>
@@ -1714,7 +1539,7 @@
         <w:rFonts w:ascii="Symbol" w:hAnsi="Symbol" w:hint="default"/>
       </w:rPr>
     </w:lvl>
-    <w:lvl w:ilvl="4" w:tplc="40090003" w:tentative="1">
+    <w:lvl w:ilvl="4" w:tplc="40090003">
       <w:start w:val="1"/>
       <w:numFmt w:val="bullet"/>
       <w:lvlText w:val="o"/>
@@ -1726,7 +1551,7 @@
         <w:rFonts w:ascii="Courier New" w:hAnsi="Courier New" w:cs="Courier New" w:hint="default"/>
       </w:rPr>
     </w:lvl>
-    <w:lvl w:ilvl="5" w:tplc="40090005" w:tentative="1">
+    <w:lvl w:ilvl="5" w:tplc="40090005">
       <w:start w:val="1"/>
       <w:numFmt w:val="bullet"/>
       <w:lvlText w:val=""/>
@@ -1738,7 +1563,7 @@
         <w:rFonts w:ascii="Wingdings" w:hAnsi="Wingdings" w:hint="default"/>
       </w:rPr>
     </w:lvl>
-    <w:lvl w:ilvl="6" w:tplc="40090001" w:tentative="1">
+    <w:lvl w:ilvl="6" w:tplc="40090001">
       <w:start w:val="1"/>
       <w:numFmt w:val="bullet"/>
       <w:lvlText w:val=""/>
@@ -1750,7 +1575,7 @@
         <w:rFonts w:ascii="Symbol" w:hAnsi="Symbol" w:hint="default"/>
       </w:rPr>
     </w:lvl>
-    <w:lvl w:ilvl="7" w:tplc="40090003" w:tentative="1">
+    <w:lvl w:ilvl="7" w:tplc="40090003">
       <w:start w:val="1"/>
       <w:numFmt w:val="bullet"/>
       <w:lvlText w:val="o"/>
@@ -1762,7 +1587,7 @@
         <w:rFonts w:ascii="Courier New" w:hAnsi="Courier New" w:cs="Courier New" w:hint="default"/>
       </w:rPr>
     </w:lvl>
-    <w:lvl w:ilvl="8" w:tplc="40090005" w:tentative="1">
+    <w:lvl w:ilvl="8" w:tplc="40090005">
       <w:start w:val="1"/>
       <w:numFmt w:val="bullet"/>
       <w:lvlText w:val=""/>
@@ -1775,17 +1600,53 @@
       </w:rPr>
     </w:lvl>
   </w:abstractNum>
-  <w:num w:numId="1" w16cid:durableId="1390029401">
+  <w:num w:numId="1" w16cid:durableId="1955819652">
     <w:abstractNumId w:val="2"/>
+    <w:lvlOverride w:ilvl="0"/>
+    <w:lvlOverride w:ilvl="1"/>
+    <w:lvlOverride w:ilvl="2"/>
+    <w:lvlOverride w:ilvl="3"/>
+    <w:lvlOverride w:ilvl="4"/>
+    <w:lvlOverride w:ilvl="5"/>
+    <w:lvlOverride w:ilvl="6"/>
+    <w:lvlOverride w:ilvl="7"/>
+    <w:lvlOverride w:ilvl="8"/>
   </w:num>
-  <w:num w:numId="2" w16cid:durableId="1945379589">
+  <w:num w:numId="2" w16cid:durableId="1929995960">
+    <w:abstractNumId w:val="3"/>
+    <w:lvlOverride w:ilvl="0"/>
+    <w:lvlOverride w:ilvl="1"/>
+    <w:lvlOverride w:ilvl="2"/>
+    <w:lvlOverride w:ilvl="3"/>
+    <w:lvlOverride w:ilvl="4"/>
+    <w:lvlOverride w:ilvl="5"/>
+    <w:lvlOverride w:ilvl="6"/>
+    <w:lvlOverride w:ilvl="7"/>
+    <w:lvlOverride w:ilvl="8"/>
+  </w:num>
+  <w:num w:numId="3" w16cid:durableId="347101037">
     <w:abstractNumId w:val="0"/>
+    <w:lvlOverride w:ilvl="0"/>
+    <w:lvlOverride w:ilvl="1"/>
+    <w:lvlOverride w:ilvl="2"/>
+    <w:lvlOverride w:ilvl="3"/>
+    <w:lvlOverride w:ilvl="4"/>
+    <w:lvlOverride w:ilvl="5"/>
+    <w:lvlOverride w:ilvl="6"/>
+    <w:lvlOverride w:ilvl="7"/>
+    <w:lvlOverride w:ilvl="8"/>
   </w:num>
-  <w:num w:numId="3" w16cid:durableId="1059279759">
-    <w:abstractNumId w:val="3"/>
-  </w:num>
-  <w:num w:numId="4" w16cid:durableId="1557005159">
+  <w:num w:numId="4" w16cid:durableId="1356149549">
     <w:abstractNumId w:val="1"/>
+    <w:lvlOverride w:ilvl="0"/>
+    <w:lvlOverride w:ilvl="1"/>
+    <w:lvlOverride w:ilvl="2"/>
+    <w:lvlOverride w:ilvl="3"/>
+    <w:lvlOverride w:ilvl="4"/>
+    <w:lvlOverride w:ilvl="5"/>
+    <w:lvlOverride w:ilvl="6"/>
+    <w:lvlOverride w:ilvl="7"/>
+    <w:lvlOverride w:ilvl="8"/>
   </w:num>
 </w:numbering>
 </file>
@@ -2190,7 +2051,7 @@
   <w:style w:type="paragraph" w:default="1" w:styleId="Normal">
     <w:name w:val="Normal"/>
     <w:qFormat/>
-    <w:rsid w:val="009D2C76"/>
+    <w:rsid w:val="00865581"/>
     <w:pPr>
       <w:suppressAutoHyphens/>
       <w:spacing w:after="0" w:line="240" w:lineRule="auto"/>
@@ -2230,25 +2091,27 @@
     <w:semiHidden/>
     <w:unhideWhenUsed/>
   </w:style>
-  <w:style w:type="paragraph" w:styleId="ListParagraph">
-    <w:name w:val="List Paragraph"/>
-    <w:basedOn w:val="Normal"/>
-    <w:uiPriority w:val="34"/>
-    <w:qFormat/>
-    <w:rsid w:val="009D2C76"/>
-    <w:pPr>
-      <w:ind w:left="720"/>
-      <w:contextualSpacing/>
-    </w:pPr>
+  <w:style w:type="character" w:styleId="Hyperlink">
+    <w:name w:val="Hyperlink"/>
+    <w:basedOn w:val="DefaultParagraphFont"/>
+    <w:uiPriority w:val="99"/>
+    <w:semiHidden/>
+    <w:unhideWhenUsed/>
+    <w:rsid w:val="00865581"/>
+    <w:rPr>
+      <w:color w:val="0563C1" w:themeColor="hyperlink"/>
+      <w:u w:val="single"/>
+    </w:rPr>
   </w:style>
   <w:style w:type="paragraph" w:styleId="Caption">
     <w:name w:val="caption"/>
     <w:basedOn w:val="Normal"/>
     <w:next w:val="Normal"/>
     <w:uiPriority w:val="35"/>
+    <w:semiHidden/>
     <w:unhideWhenUsed/>
     <w:qFormat/>
-    <w:rsid w:val="009D2C76"/>
+    <w:rsid w:val="00865581"/>
     <w:pPr>
       <w:spacing w:after="200"/>
     </w:pPr>
@@ -2261,16 +2124,16 @@
       <w:szCs w:val="16"/>
     </w:rPr>
   </w:style>
-  <w:style w:type="character" w:styleId="Hyperlink">
-    <w:name w:val="Hyperlink"/>
-    <w:basedOn w:val="DefaultParagraphFont"/>
-    <w:uiPriority w:val="99"/>
-    <w:unhideWhenUsed/>
-    <w:rsid w:val="009D2C76"/>
-    <w:rPr>
-      <w:color w:val="0563C1" w:themeColor="hyperlink"/>
-      <w:u w:val="single"/>
-    </w:rPr>
+  <w:style w:type="paragraph" w:styleId="ListParagraph">
+    <w:name w:val="List Paragraph"/>
+    <w:basedOn w:val="Normal"/>
+    <w:uiPriority w:val="34"/>
+    <w:qFormat/>
+    <w:rsid w:val="00865581"/>
+    <w:pPr>
+      <w:ind w:left="720"/>
+      <w:contextualSpacing/>
+    </w:pPr>
   </w:style>
 </w:styles>
 </file>
